--- a/data/outputs/v2/Essential_Mathematics/SS2.5_Area_of_Part_of_a_Circle/Essential_Mathematics_Area_of_Part_of_a_Circle_FinalExplanation_TeacherKey.docx
+++ b/data/outputs/v2/Essential_Mathematics/SS2.5_Area_of_Part_of_a_Circle/Essential_Mathematics_Area_of_Part_of_a_Circle_FinalExplanation_TeacherKey.docx
@@ -3822,7 +3822,7 @@
         </w:rPr>
         <w:t xml:space="preserve">© 2026 SeaVuria and ARES. This work is licensed under a </w:t>
       </w:r>
-      <w:hyperlink w:history="1" r:id="rIdewu5idz9w0p6zs16kyofj">
+      <w:hyperlink w:history="1" r:id="rIdg919gtuir6pipipl2dwlu">
         <w:r>
           <w:rPr>
             <w:rFonts w:ascii="Arial" w:cs="Arial" w:eastAsia="Arial" w:hAnsi="Arial"/>
@@ -3842,7 +3842,7 @@
         </w:rPr>
         <w:t xml:space="preserve"> (</w:t>
       </w:r>
-      <w:hyperlink w:history="1" r:id="rIdmvw38l9fzkf1ve3ft3ekv">
+      <w:hyperlink w:history="1" r:id="rIdn2caximxexchpjkxnay1r">
         <w:r>
           <w:rPr>
             <w:rFonts w:ascii="Arial" w:cs="Arial" w:eastAsia="Arial" w:hAnsi="Arial"/>
@@ -3862,7 +3862,7 @@
         </w:rPr>
         <w:t xml:space="preserve">). To view a copy of this license, visit </w:t>
       </w:r>
-      <w:hyperlink w:history="1" r:id="rIdbtrxjklxsozhactgnromg">
+      <w:hyperlink w:history="1" r:id="rIdh1d33592ugzhdz4exqghp">
         <w:r>
           <w:rPr>
             <w:rFonts w:ascii="Arial" w:cs="Arial" w:eastAsia="Arial" w:hAnsi="Arial"/>

--- a/data/outputs/v2/Essential_Mathematics/SS2.5_Area_of_Part_of_a_Circle/Essential_Mathematics_Area_of_Part_of_a_Circle_FinalExplanation_TeacherKey.docx
+++ b/data/outputs/v2/Essential_Mathematics/SS2.5_Area_of_Part_of_a_Circle/Essential_Mathematics_Area_of_Part_of_a_Circle_FinalExplanation_TeacherKey.docx
@@ -3822,7 +3822,7 @@
         </w:rPr>
         <w:t xml:space="preserve">© 2026 SeaVuria and ARES. This work is licensed under a </w:t>
       </w:r>
-      <w:hyperlink w:history="1" r:id="rIdg919gtuir6pipipl2dwlu">
+      <w:hyperlink w:history="1" r:id="rIdtjbrkq6yxsby6sdk-q1vg">
         <w:r>
           <w:rPr>
             <w:rFonts w:ascii="Arial" w:cs="Arial" w:eastAsia="Arial" w:hAnsi="Arial"/>
@@ -3842,7 +3842,7 @@
         </w:rPr>
         <w:t xml:space="preserve"> (</w:t>
       </w:r>
-      <w:hyperlink w:history="1" r:id="rIdn2caximxexchpjkxnay1r">
+      <w:hyperlink w:history="1" r:id="rIdueyxo1rx3ly3huazfepcg">
         <w:r>
           <w:rPr>
             <w:rFonts w:ascii="Arial" w:cs="Arial" w:eastAsia="Arial" w:hAnsi="Arial"/>
@@ -3862,7 +3862,7 @@
         </w:rPr>
         <w:t xml:space="preserve">). To view a copy of this license, visit </w:t>
       </w:r>
-      <w:hyperlink w:history="1" r:id="rIdh1d33592ugzhdz4exqghp">
+      <w:hyperlink w:history="1" r:id="rIdhroq66pjlcnb6y8rqnbat">
         <w:r>
           <w:rPr>
             <w:rFonts w:ascii="Arial" w:cs="Arial" w:eastAsia="Arial" w:hAnsi="Arial"/>

--- a/data/outputs/v2/Essential_Mathematics/SS2.5_Area_of_Part_of_a_Circle/Essential_Mathematics_Area_of_Part_of_a_Circle_FinalExplanation_TeacherKey.docx
+++ b/data/outputs/v2/Essential_Mathematics/SS2.5_Area_of_Part_of_a_Circle/Essential_Mathematics_Area_of_Part_of_a_Circle_FinalExplanation_TeacherKey.docx
@@ -3822,7 +3822,7 @@
         </w:rPr>
         <w:t xml:space="preserve">© 2026 SeaVuria and ARES. This work is licensed under a </w:t>
       </w:r>
-      <w:hyperlink w:history="1" r:id="rIdtjbrkq6yxsby6sdk-q1vg">
+      <w:hyperlink w:history="1" r:id="rIdee865ffye77ykqtkziklo">
         <w:r>
           <w:rPr>
             <w:rFonts w:ascii="Arial" w:cs="Arial" w:eastAsia="Arial" w:hAnsi="Arial"/>
@@ -3842,7 +3842,7 @@
         </w:rPr>
         <w:t xml:space="preserve"> (</w:t>
       </w:r>
-      <w:hyperlink w:history="1" r:id="rIdueyxo1rx3ly3huazfepcg">
+      <w:hyperlink w:history="1" r:id="rIdtnqkphaejxbhzaplrioba">
         <w:r>
           <w:rPr>
             <w:rFonts w:ascii="Arial" w:cs="Arial" w:eastAsia="Arial" w:hAnsi="Arial"/>
@@ -3862,7 +3862,7 @@
         </w:rPr>
         <w:t xml:space="preserve">). To view a copy of this license, visit </w:t>
       </w:r>
-      <w:hyperlink w:history="1" r:id="rIdhroq66pjlcnb6y8rqnbat">
+      <w:hyperlink w:history="1" r:id="rId6d2dbkph667u6pu_dfdrw">
         <w:r>
           <w:rPr>
             <w:rFonts w:ascii="Arial" w:cs="Arial" w:eastAsia="Arial" w:hAnsi="Arial"/>

--- a/data/outputs/v2/Essential_Mathematics/SS2.5_Area_of_Part_of_a_Circle/Essential_Mathematics_Area_of_Part_of_a_Circle_FinalExplanation_TeacherKey.docx
+++ b/data/outputs/v2/Essential_Mathematics/SS2.5_Area_of_Part_of_a_Circle/Essential_Mathematics_Area_of_Part_of_a_Circle_FinalExplanation_TeacherKey.docx
@@ -3822,7 +3822,7 @@
         </w:rPr>
         <w:t xml:space="preserve">© 2026 SeaVuria and ARES. This work is licensed under a </w:t>
       </w:r>
-      <w:hyperlink w:history="1" r:id="rIdee865ffye77ykqtkziklo">
+      <w:hyperlink w:history="1" r:id="rIdlpqy0jof0o_ialipivkdw">
         <w:r>
           <w:rPr>
             <w:rFonts w:ascii="Arial" w:cs="Arial" w:eastAsia="Arial" w:hAnsi="Arial"/>
@@ -3842,7 +3842,7 @@
         </w:rPr>
         <w:t xml:space="preserve"> (</w:t>
       </w:r>
-      <w:hyperlink w:history="1" r:id="rIdtnqkphaejxbhzaplrioba">
+      <w:hyperlink w:history="1" r:id="rIdujxt_zkrwav-yrdo63nto">
         <w:r>
           <w:rPr>
             <w:rFonts w:ascii="Arial" w:cs="Arial" w:eastAsia="Arial" w:hAnsi="Arial"/>
@@ -3862,7 +3862,7 @@
         </w:rPr>
         <w:t xml:space="preserve">). To view a copy of this license, visit </w:t>
       </w:r>
-      <w:hyperlink w:history="1" r:id="rId6d2dbkph667u6pu_dfdrw">
+      <w:hyperlink w:history="1" r:id="rIdlcjcj5itutlkwytoz6nim">
         <w:r>
           <w:rPr>
             <w:rFonts w:ascii="Arial" w:cs="Arial" w:eastAsia="Arial" w:hAnsi="Arial"/>

--- a/data/outputs/v2/Essential_Mathematics/SS2.5_Area_of_Part_of_a_Circle/Essential_Mathematics_Area_of_Part_of_a_Circle_FinalExplanation_TeacherKey.docx
+++ b/data/outputs/v2/Essential_Mathematics/SS2.5_Area_of_Part_of_a_Circle/Essential_Mathematics_Area_of_Part_of_a_Circle_FinalExplanation_TeacherKey.docx
@@ -4,6 +4,7 @@
   <w:body>
     <w:p>
       <w:pPr>
+        <w:keepNext w:val="false"/>
         <w:spacing w:after="30" w:before="0"/>
         <w:jc w:val="center"/>
       </w:pPr>
@@ -23,6 +24,7 @@
     </w:p>
     <w:p>
       <w:pPr>
+        <w:keepNext w:val="false"/>
         <w:spacing w:after="60" w:before="0"/>
         <w:jc w:val="center"/>
       </w:pPr>
@@ -81,6 +83,7 @@
           </w:tcPr>
           <w:p>
             <w:pPr>
+              <w:keepNext w:val="false"/>
               <w:spacing w:after="40" w:before="0"/>
               <w:jc w:val="center"/>
             </w:pPr>
@@ -116,6 +119,7 @@
           </w:tcPr>
           <w:p>
             <w:pPr>
+              <w:keepNext w:val="false"/>
               <w:spacing w:after="40" w:before="0"/>
               <w:jc w:val="center"/>
             </w:pPr>
@@ -176,6 +180,7 @@
           </w:tcPr>
           <w:p>
             <w:pPr>
+              <w:keepNext w:val="false"/>
               <w:spacing w:after="40" w:before="0"/>
               <w:jc w:val="center"/>
             </w:pPr>
@@ -210,6 +215,7 @@
           </w:tcPr>
           <w:p>
             <w:pPr>
+              <w:keepNext w:val="false"/>
               <w:spacing w:after="40" w:before="0"/>
               <w:jc w:val="left"/>
             </w:pPr>
@@ -271,6 +277,7 @@
           </w:tcPr>
           <w:p>
             <w:pPr>
+              <w:keepNext/>
               <w:spacing w:after="40" w:before="0"/>
               <w:jc w:val="center"/>
             </w:pPr>
@@ -305,6 +312,7 @@
           </w:tcPr>
           <w:p>
             <w:pPr>
+              <w:keepNext w:val="false"/>
               <w:spacing w:after="40" w:before="0"/>
               <w:jc w:val="left"/>
             </w:pPr>
@@ -324,6 +332,7 @@
           </w:p>
           <w:p>
             <w:pPr>
+              <w:keepNext w:val="false"/>
               <w:spacing w:after="40" w:before="0"/>
               <w:jc w:val="left"/>
             </w:pPr>
@@ -343,6 +352,7 @@
           </w:p>
           <w:p>
             <w:pPr>
+              <w:keepNext w:val="false"/>
               <w:spacing w:after="40" w:before="0"/>
               <w:jc w:val="left"/>
             </w:pPr>
@@ -362,6 +372,7 @@
           </w:p>
           <w:p>
             <w:pPr>
+              <w:keepNext w:val="false"/>
               <w:spacing w:after="40" w:before="0"/>
               <w:jc w:val="left"/>
             </w:pPr>
@@ -394,6 +405,7 @@
           </w:tcPr>
           <w:p>
             <w:pPr>
+              <w:keepNext w:val="false"/>
               <w:spacing w:after="40" w:before="0"/>
               <w:jc w:val="left"/>
             </w:pPr>
@@ -413,6 +425,7 @@
           </w:p>
           <w:p>
             <w:pPr>
+              <w:keepNext w:val="false"/>
               <w:spacing w:after="40" w:before="0"/>
               <w:jc w:val="left"/>
             </w:pPr>
@@ -432,6 +445,7 @@
           </w:p>
           <w:p>
             <w:pPr>
+              <w:keepNext w:val="false"/>
               <w:spacing w:after="40" w:before="0"/>
               <w:jc w:val="left"/>
             </w:pPr>
@@ -451,6 +465,7 @@
           </w:p>
           <w:p>
             <w:pPr>
+              <w:keepNext w:val="false"/>
               <w:spacing w:after="40" w:before="0"/>
               <w:jc w:val="left"/>
             </w:pPr>
@@ -470,6 +485,7 @@
           </w:p>
           <w:p>
             <w:pPr>
+              <w:keepNext w:val="false"/>
               <w:spacing w:after="40" w:before="0"/>
               <w:jc w:val="left"/>
             </w:pPr>
@@ -489,6 +505,7 @@
           </w:p>
           <w:p>
             <w:pPr>
+              <w:keepNext w:val="false"/>
               <w:spacing w:after="40" w:before="0"/>
               <w:jc w:val="left"/>
             </w:pPr>
@@ -508,6 +525,7 @@
           </w:p>
           <w:p>
             <w:pPr>
+              <w:keepNext w:val="false"/>
               <w:spacing w:after="40" w:before="0"/>
               <w:jc w:val="left"/>
             </w:pPr>
@@ -527,6 +545,7 @@
           </w:p>
           <w:p>
             <w:pPr>
+              <w:keepNext w:val="false"/>
               <w:spacing w:after="40" w:before="0"/>
               <w:jc w:val="left"/>
             </w:pPr>
@@ -588,6 +607,7 @@
           </w:tcPr>
           <w:p>
             <w:pPr>
+              <w:keepNext/>
               <w:spacing w:after="40" w:before="0"/>
               <w:jc w:val="center"/>
             </w:pPr>
@@ -622,6 +642,7 @@
           </w:tcPr>
           <w:p>
             <w:pPr>
+              <w:keepNext w:val="false"/>
               <w:spacing w:after="40" w:before="0"/>
               <w:jc w:val="left"/>
             </w:pPr>
@@ -641,6 +662,7 @@
           </w:p>
           <w:p>
             <w:pPr>
+              <w:keepNext w:val="false"/>
               <w:spacing w:after="40" w:before="0"/>
               <w:jc w:val="left"/>
             </w:pPr>
@@ -660,6 +682,7 @@
           </w:p>
           <w:p>
             <w:pPr>
+              <w:keepNext w:val="false"/>
               <w:spacing w:after="40" w:before="0"/>
               <w:jc w:val="left"/>
             </w:pPr>
@@ -679,6 +702,7 @@
           </w:p>
           <w:p>
             <w:pPr>
+              <w:keepNext w:val="false"/>
               <w:spacing w:after="40" w:before="0"/>
               <w:jc w:val="left"/>
             </w:pPr>
@@ -698,6 +722,7 @@
           </w:p>
           <w:p>
             <w:pPr>
+              <w:keepNext w:val="false"/>
               <w:spacing w:after="40" w:before="0"/>
               <w:jc w:val="left"/>
             </w:pPr>
@@ -730,6 +755,7 @@
           </w:tcPr>
           <w:p>
             <w:pPr>
+              <w:keepNext w:val="false"/>
               <w:spacing w:after="40" w:before="0"/>
               <w:jc w:val="left"/>
             </w:pPr>
@@ -749,6 +775,7 @@
           </w:p>
           <w:p>
             <w:pPr>
+              <w:keepNext w:val="false"/>
               <w:spacing w:after="40" w:before="0"/>
               <w:jc w:val="left"/>
             </w:pPr>
@@ -768,6 +795,7 @@
           </w:p>
           <w:p>
             <w:pPr>
+              <w:keepNext w:val="false"/>
               <w:spacing w:after="40" w:before="0"/>
               <w:jc w:val="left"/>
             </w:pPr>
@@ -787,6 +815,7 @@
           </w:p>
           <w:p>
             <w:pPr>
+              <w:keepNext w:val="false"/>
               <w:spacing w:after="40" w:before="0"/>
               <w:jc w:val="left"/>
             </w:pPr>
@@ -848,6 +877,7 @@
           </w:tcPr>
           <w:p>
             <w:pPr>
+              <w:keepNext/>
               <w:spacing w:after="40" w:before="0"/>
               <w:jc w:val="center"/>
             </w:pPr>
@@ -882,6 +912,7 @@
           </w:tcPr>
           <w:p>
             <w:pPr>
+              <w:keepNext w:val="false"/>
               <w:spacing w:after="40" w:before="0"/>
               <w:jc w:val="left"/>
             </w:pPr>
@@ -901,6 +932,7 @@
           </w:p>
           <w:p>
             <w:pPr>
+              <w:keepNext w:val="false"/>
               <w:spacing w:after="40" w:before="0"/>
               <w:jc w:val="left"/>
             </w:pPr>
@@ -920,6 +952,7 @@
           </w:p>
           <w:p>
             <w:pPr>
+              <w:keepNext w:val="false"/>
               <w:spacing w:after="40" w:before="0"/>
               <w:jc w:val="left"/>
             </w:pPr>
@@ -939,6 +972,7 @@
           </w:p>
           <w:p>
             <w:pPr>
+              <w:keepNext w:val="false"/>
               <w:spacing w:after="40" w:before="0"/>
               <w:jc w:val="left"/>
             </w:pPr>
@@ -958,6 +992,7 @@
           </w:p>
           <w:p>
             <w:pPr>
+              <w:keepNext w:val="false"/>
               <w:spacing w:after="40" w:before="0"/>
               <w:jc w:val="left"/>
             </w:pPr>
@@ -990,6 +1025,7 @@
           </w:tcPr>
           <w:p>
             <w:pPr>
+              <w:keepNext w:val="false"/>
               <w:spacing w:after="40" w:before="0"/>
               <w:jc w:val="left"/>
             </w:pPr>
@@ -1009,6 +1045,7 @@
           </w:p>
           <w:p>
             <w:pPr>
+              <w:keepNext w:val="false"/>
               <w:spacing w:after="40" w:before="0"/>
               <w:jc w:val="left"/>
             </w:pPr>
@@ -1028,6 +1065,7 @@
           </w:p>
           <w:p>
             <w:pPr>
+              <w:keepNext w:val="false"/>
               <w:spacing w:after="40" w:before="0"/>
               <w:jc w:val="left"/>
             </w:pPr>
@@ -1047,6 +1085,7 @@
           </w:p>
           <w:p>
             <w:pPr>
+              <w:keepNext w:val="false"/>
               <w:spacing w:after="40" w:before="0"/>
               <w:jc w:val="left"/>
             </w:pPr>
@@ -1108,6 +1147,7 @@
           </w:tcPr>
           <w:p>
             <w:pPr>
+              <w:keepNext/>
               <w:spacing w:after="40" w:before="0"/>
               <w:jc w:val="center"/>
             </w:pPr>
@@ -1142,6 +1182,7 @@
           </w:tcPr>
           <w:p>
             <w:pPr>
+              <w:keepNext w:val="false"/>
               <w:spacing w:after="40" w:before="0"/>
               <w:jc w:val="left"/>
             </w:pPr>
@@ -1161,6 +1202,7 @@
           </w:p>
           <w:p>
             <w:pPr>
+              <w:keepNext w:val="false"/>
               <w:spacing w:after="40" w:before="0"/>
               <w:jc w:val="left"/>
             </w:pPr>
@@ -1210,6 +1252,7 @@
                 </w:tcPr>
                 <w:p>
                   <w:pPr>
+                    <w:keepNext w:val="false"/>
                     <w:spacing w:after="40" w:before="0"/>
                     <w:jc w:val="left"/>
                   </w:pPr>
@@ -1242,6 +1285,7 @@
                 </w:tcPr>
                 <w:p>
                   <w:pPr>
+                    <w:keepNext w:val="false"/>
                     <w:spacing w:after="40" w:before="0"/>
                     <w:jc w:val="left"/>
                   </w:pPr>
@@ -1276,6 +1320,7 @@
                 </w:tcPr>
                 <w:p>
                   <w:pPr>
+                    <w:keepNext w:val="false"/>
                     <w:spacing w:after="40" w:before="0"/>
                     <w:jc w:val="left"/>
                   </w:pPr>
@@ -1308,6 +1353,7 @@
                 </w:tcPr>
                 <w:p>
                   <w:pPr>
+                    <w:keepNext w:val="false"/>
                     <w:spacing w:after="40" w:before="0"/>
                     <w:jc w:val="left"/>
                   </w:pPr>
@@ -1342,6 +1388,7 @@
                 </w:tcPr>
                 <w:p>
                   <w:pPr>
+                    <w:keepNext w:val="false"/>
                     <w:spacing w:after="40" w:before="0"/>
                     <w:jc w:val="left"/>
                   </w:pPr>
@@ -1374,6 +1421,7 @@
                 </w:tcPr>
                 <w:p>
                   <w:pPr>
+                    <w:keepNext w:val="false"/>
                     <w:spacing w:after="40" w:before="0"/>
                     <w:jc w:val="left"/>
                   </w:pPr>
@@ -1408,6 +1456,7 @@
                 </w:tcPr>
                 <w:p>
                   <w:pPr>
+                    <w:keepNext w:val="false"/>
                     <w:spacing w:after="40" w:before="0"/>
                     <w:jc w:val="left"/>
                   </w:pPr>
@@ -1440,6 +1489,7 @@
                 </w:tcPr>
                 <w:p>
                   <w:pPr>
+                    <w:keepNext w:val="false"/>
                     <w:spacing w:after="40" w:before="0"/>
                     <w:jc w:val="left"/>
                   </w:pPr>
@@ -1474,6 +1524,7 @@
                 </w:tcPr>
                 <w:p>
                   <w:pPr>
+                    <w:keepNext w:val="false"/>
                     <w:spacing w:after="40" w:before="0"/>
                     <w:jc w:val="left"/>
                   </w:pPr>
@@ -1506,6 +1557,7 @@
                 </w:tcPr>
                 <w:p>
                   <w:pPr>
+                    <w:keepNext w:val="false"/>
                     <w:spacing w:after="40" w:before="0"/>
                     <w:jc w:val="left"/>
                   </w:pPr>
@@ -1528,6 +1580,7 @@
           </w:tbl>
           <w:p>
             <w:pPr>
+              <w:keepNext w:val="false"/>
               <w:spacing w:after="60" w:before="0"/>
               <w:jc w:val="left"/>
             </w:pPr>
@@ -1547,6 +1600,7 @@
           </w:p>
           <w:p>
             <w:pPr>
+              <w:keepNext w:val="false"/>
               <w:spacing w:after="40" w:before="0"/>
               <w:jc w:val="left"/>
             </w:pPr>
@@ -1566,6 +1620,7 @@
           </w:p>
           <w:p>
             <w:pPr>
+              <w:keepNext w:val="false"/>
               <w:spacing w:after="40" w:before="0"/>
               <w:jc w:val="left"/>
             </w:pPr>
@@ -1585,6 +1640,7 @@
           </w:p>
           <w:p>
             <w:pPr>
+              <w:keepNext w:val="false"/>
               <w:spacing w:after="40" w:before="0"/>
               <w:jc w:val="left"/>
             </w:pPr>
@@ -1604,6 +1660,7 @@
           </w:p>
           <w:p>
             <w:pPr>
+              <w:keepNext w:val="false"/>
               <w:spacing w:after="40" w:before="0"/>
               <w:jc w:val="left"/>
             </w:pPr>
@@ -1623,6 +1680,7 @@
           </w:p>
           <w:p>
             <w:pPr>
+              <w:keepNext w:val="false"/>
               <w:spacing w:after="60" w:before="0"/>
               <w:jc w:val="left"/>
             </w:pPr>
@@ -1655,6 +1713,7 @@
           </w:tcPr>
           <w:p>
             <w:pPr>
+              <w:keepNext w:val="false"/>
               <w:spacing w:after="40" w:before="0"/>
               <w:jc w:val="left"/>
             </w:pPr>
@@ -1674,6 +1733,7 @@
           </w:p>
           <w:p>
             <w:pPr>
+              <w:keepNext w:val="false"/>
               <w:spacing w:after="40" w:before="0"/>
               <w:jc w:val="left"/>
             </w:pPr>
@@ -1726,6 +1786,7 @@
                 </w:tcPr>
                 <w:p>
                   <w:pPr>
+                    <w:keepNext w:val="false"/>
                     <w:spacing w:after="40" w:before="0"/>
                     <w:jc w:val="left"/>
                   </w:pPr>
@@ -1758,6 +1819,7 @@
                 </w:tcPr>
                 <w:p>
                   <w:pPr>
+                    <w:keepNext w:val="false"/>
                     <w:spacing w:after="40" w:before="0"/>
                     <w:jc w:val="left"/>
                   </w:pPr>
@@ -1790,6 +1852,7 @@
                 </w:tcPr>
                 <w:p>
                   <w:pPr>
+                    <w:keepNext w:val="false"/>
                     <w:spacing w:after="40" w:before="0"/>
                     <w:jc w:val="left"/>
                   </w:pPr>
@@ -1822,6 +1885,7 @@
                 </w:tcPr>
                 <w:p>
                   <w:pPr>
+                    <w:keepNext w:val="false"/>
                     <w:spacing w:after="40" w:before="0"/>
                     <w:jc w:val="left"/>
                   </w:pPr>
@@ -1854,6 +1918,7 @@
                 </w:tcPr>
                 <w:p>
                   <w:pPr>
+                    <w:keepNext w:val="false"/>
                     <w:spacing w:after="40" w:before="0"/>
                     <w:jc w:val="left"/>
                   </w:pPr>
@@ -1888,6 +1953,7 @@
                 </w:tcPr>
                 <w:p>
                   <w:pPr>
+                    <w:keepNext w:val="false"/>
                     <w:spacing w:after="40" w:before="0"/>
                     <w:jc w:val="left"/>
                   </w:pPr>
@@ -1920,6 +1986,7 @@
                 </w:tcPr>
                 <w:p>
                   <w:pPr>
+                    <w:keepNext w:val="false"/>
                     <w:spacing w:after="40" w:before="0"/>
                     <w:jc w:val="left"/>
                   </w:pPr>
@@ -1952,6 +2019,7 @@
                 </w:tcPr>
                 <w:p>
                   <w:pPr>
+                    <w:keepNext w:val="false"/>
                     <w:spacing w:after="40" w:before="0"/>
                     <w:jc w:val="left"/>
                   </w:pPr>
@@ -1984,6 +2052,7 @@
                 </w:tcPr>
                 <w:p>
                   <w:pPr>
+                    <w:keepNext w:val="false"/>
                     <w:spacing w:after="40" w:before="0"/>
                     <w:jc w:val="left"/>
                   </w:pPr>
@@ -2016,6 +2085,7 @@
                 </w:tcPr>
                 <w:p>
                   <w:pPr>
+                    <w:keepNext w:val="false"/>
                     <w:spacing w:after="40" w:before="0"/>
                     <w:jc w:val="left"/>
                   </w:pPr>
@@ -2050,6 +2120,7 @@
                 </w:tcPr>
                 <w:p>
                   <w:pPr>
+                    <w:keepNext w:val="false"/>
                     <w:spacing w:after="40" w:before="0"/>
                     <w:jc w:val="left"/>
                   </w:pPr>
@@ -2082,6 +2153,7 @@
                 </w:tcPr>
                 <w:p>
                   <w:pPr>
+                    <w:keepNext w:val="false"/>
                     <w:spacing w:after="40" w:before="0"/>
                     <w:jc w:val="left"/>
                   </w:pPr>
@@ -2114,6 +2186,7 @@
                 </w:tcPr>
                 <w:p>
                   <w:pPr>
+                    <w:keepNext w:val="false"/>
                     <w:spacing w:after="40" w:before="0"/>
                     <w:jc w:val="left"/>
                   </w:pPr>
@@ -2146,6 +2219,7 @@
                 </w:tcPr>
                 <w:p>
                   <w:pPr>
+                    <w:keepNext w:val="false"/>
                     <w:spacing w:after="40" w:before="0"/>
                     <w:jc w:val="left"/>
                   </w:pPr>
@@ -2178,6 +2252,7 @@
                 </w:tcPr>
                 <w:p>
                   <w:pPr>
+                    <w:keepNext w:val="false"/>
                     <w:spacing w:after="40" w:before="0"/>
                     <w:jc w:val="left"/>
                   </w:pPr>
@@ -2212,6 +2287,7 @@
                 </w:tcPr>
                 <w:p>
                   <w:pPr>
+                    <w:keepNext w:val="false"/>
                     <w:spacing w:after="40" w:before="0"/>
                     <w:jc w:val="left"/>
                   </w:pPr>
@@ -2244,6 +2320,7 @@
                 </w:tcPr>
                 <w:p>
                   <w:pPr>
+                    <w:keepNext w:val="false"/>
                     <w:spacing w:after="40" w:before="0"/>
                     <w:jc w:val="left"/>
                   </w:pPr>
@@ -2276,6 +2353,7 @@
                 </w:tcPr>
                 <w:p>
                   <w:pPr>
+                    <w:keepNext w:val="false"/>
                     <w:spacing w:after="40" w:before="0"/>
                     <w:jc w:val="left"/>
                   </w:pPr>
@@ -2308,6 +2386,7 @@
                 </w:tcPr>
                 <w:p>
                   <w:pPr>
+                    <w:keepNext w:val="false"/>
                     <w:spacing w:after="40" w:before="0"/>
                     <w:jc w:val="left"/>
                   </w:pPr>
@@ -2340,6 +2419,7 @@
                 </w:tcPr>
                 <w:p>
                   <w:pPr>
+                    <w:keepNext w:val="false"/>
                     <w:spacing w:after="40" w:before="0"/>
                     <w:jc w:val="left"/>
                   </w:pPr>
@@ -2374,6 +2454,7 @@
                 </w:tcPr>
                 <w:p>
                   <w:pPr>
+                    <w:keepNext w:val="false"/>
                     <w:spacing w:after="40" w:before="0"/>
                     <w:jc w:val="left"/>
                   </w:pPr>
@@ -2406,6 +2487,7 @@
                 </w:tcPr>
                 <w:p>
                   <w:pPr>
+                    <w:keepNext w:val="false"/>
                     <w:spacing w:after="40" w:before="0"/>
                     <w:jc w:val="left"/>
                   </w:pPr>
@@ -2438,6 +2520,7 @@
                 </w:tcPr>
                 <w:p>
                   <w:pPr>
+                    <w:keepNext w:val="false"/>
                     <w:spacing w:after="40" w:before="0"/>
                     <w:jc w:val="left"/>
                   </w:pPr>
@@ -2470,6 +2553,7 @@
                 </w:tcPr>
                 <w:p>
                   <w:pPr>
+                    <w:keepNext w:val="false"/>
                     <w:spacing w:after="40" w:before="0"/>
                     <w:jc w:val="left"/>
                   </w:pPr>
@@ -2502,6 +2586,7 @@
                 </w:tcPr>
                 <w:p>
                   <w:pPr>
+                    <w:keepNext w:val="false"/>
                     <w:spacing w:after="40" w:before="0"/>
                     <w:jc w:val="left"/>
                   </w:pPr>
@@ -2524,6 +2609,7 @@
           </w:tbl>
           <w:p>
             <w:pPr>
+              <w:keepNext w:val="false"/>
               <w:spacing w:after="60" w:before="0"/>
               <w:jc w:val="left"/>
             </w:pPr>
@@ -2543,6 +2629,7 @@
           </w:p>
           <w:p>
             <w:pPr>
+              <w:keepNext w:val="false"/>
               <w:spacing w:after="40" w:before="0"/>
               <w:jc w:val="left"/>
             </w:pPr>
@@ -2562,6 +2649,7 @@
           </w:p>
           <w:p>
             <w:pPr>
+              <w:keepNext w:val="false"/>
               <w:spacing w:after="40" w:before="0"/>
               <w:jc w:val="left"/>
             </w:pPr>
@@ -2581,6 +2669,7 @@
           </w:p>
           <w:p>
             <w:pPr>
+              <w:keepNext w:val="false"/>
               <w:spacing w:after="40" w:before="0"/>
               <w:jc w:val="left"/>
             </w:pPr>
@@ -2600,6 +2689,7 @@
           </w:p>
           <w:p>
             <w:pPr>
+              <w:keepNext w:val="false"/>
               <w:spacing w:after="40" w:before="0"/>
               <w:jc w:val="left"/>
             </w:pPr>
@@ -2619,6 +2709,7 @@
           </w:p>
           <w:p>
             <w:pPr>
+              <w:keepNext w:val="false"/>
               <w:spacing w:after="60" w:before="0"/>
               <w:jc w:val="left"/>
             </w:pPr>
@@ -2680,6 +2771,7 @@
           </w:tcPr>
           <w:p>
             <w:pPr>
+              <w:keepNext/>
               <w:spacing w:after="40" w:before="0"/>
               <w:jc w:val="center"/>
             </w:pPr>
@@ -2714,6 +2806,7 @@
           </w:tcPr>
           <w:p>
             <w:pPr>
+              <w:keepNext w:val="false"/>
               <w:spacing w:after="40" w:before="0"/>
               <w:jc w:val="left"/>
             </w:pPr>
@@ -2733,6 +2826,7 @@
           </w:p>
           <w:p>
             <w:pPr>
+              <w:keepNext w:val="false"/>
               <w:spacing w:after="40" w:before="0"/>
               <w:jc w:val="left"/>
             </w:pPr>
@@ -2752,6 +2846,7 @@
           </w:p>
           <w:p>
             <w:pPr>
+              <w:keepNext w:val="false"/>
               <w:spacing w:after="40" w:before="0"/>
               <w:jc w:val="left"/>
             </w:pPr>
@@ -2771,6 +2866,7 @@
           </w:p>
           <w:p>
             <w:pPr>
+              <w:keepNext w:val="false"/>
               <w:spacing w:after="40" w:before="0"/>
               <w:jc w:val="left"/>
             </w:pPr>
@@ -2803,6 +2899,7 @@
           </w:tcPr>
           <w:p>
             <w:pPr>
+              <w:keepNext w:val="false"/>
               <w:spacing w:after="40" w:before="0"/>
               <w:jc w:val="left"/>
             </w:pPr>
@@ -2822,6 +2919,7 @@
           </w:p>
           <w:p>
             <w:pPr>
+              <w:keepNext w:val="false"/>
               <w:spacing w:after="40" w:before="0"/>
               <w:jc w:val="left"/>
             </w:pPr>
@@ -2841,6 +2939,7 @@
           </w:p>
           <w:p>
             <w:pPr>
+              <w:keepNext w:val="false"/>
               <w:spacing w:after="40" w:before="0"/>
               <w:jc w:val="left"/>
             </w:pPr>
@@ -2904,6 +3003,7 @@
           </w:tcPr>
           <w:p>
             <w:pPr>
+              <w:keepNext w:val="false"/>
               <w:spacing w:after="40" w:before="0"/>
               <w:jc w:val="center"/>
             </w:pPr>
@@ -2938,6 +3038,7 @@
           </w:tcPr>
           <w:p>
             <w:pPr>
+              <w:keepNext w:val="false"/>
               <w:spacing w:after="40" w:before="0"/>
               <w:jc w:val="left"/>
             </w:pPr>
@@ -2970,6 +3071,7 @@
           </w:tcPr>
           <w:p>
             <w:pPr>
+              <w:keepNext w:val="false"/>
               <w:spacing w:after="40" w:before="0"/>
               <w:jc w:val="left"/>
             </w:pPr>
@@ -3002,6 +3104,7 @@
           </w:tcPr>
           <w:p>
             <w:pPr>
+              <w:keepNext w:val="false"/>
               <w:spacing w:after="40" w:before="0"/>
               <w:jc w:val="left"/>
             </w:pPr>
@@ -3034,6 +3137,7 @@
           </w:tcPr>
           <w:p>
             <w:pPr>
+              <w:keepNext w:val="false"/>
               <w:spacing w:after="40" w:before="0"/>
               <w:jc w:val="left"/>
             </w:pPr>
@@ -3068,6 +3172,7 @@
           </w:tcPr>
           <w:p>
             <w:pPr>
+              <w:keepNext w:val="false"/>
               <w:spacing w:after="40" w:before="0"/>
               <w:jc w:val="left"/>
             </w:pPr>
@@ -3100,6 +3205,7 @@
           </w:tcPr>
           <w:p>
             <w:pPr>
+              <w:keepNext w:val="false"/>
               <w:spacing w:after="40" w:before="0"/>
               <w:jc w:val="left"/>
             </w:pPr>
@@ -3132,6 +3238,7 @@
           </w:tcPr>
           <w:p>
             <w:pPr>
+              <w:keepNext w:val="false"/>
               <w:spacing w:after="40" w:before="0"/>
               <w:jc w:val="left"/>
             </w:pPr>
@@ -3164,6 +3271,7 @@
           </w:tcPr>
           <w:p>
             <w:pPr>
+              <w:keepNext w:val="false"/>
               <w:spacing w:after="40" w:before="0"/>
               <w:jc w:val="left"/>
             </w:pPr>
@@ -3198,6 +3306,7 @@
           </w:tcPr>
           <w:p>
             <w:pPr>
+              <w:keepNext w:val="false"/>
               <w:spacing w:after="40" w:before="0"/>
               <w:jc w:val="left"/>
             </w:pPr>
@@ -3230,6 +3339,7 @@
           </w:tcPr>
           <w:p>
             <w:pPr>
+              <w:keepNext w:val="false"/>
               <w:spacing w:after="40" w:before="0"/>
               <w:jc w:val="left"/>
             </w:pPr>
@@ -3262,6 +3372,7 @@
           </w:tcPr>
           <w:p>
             <w:pPr>
+              <w:keepNext w:val="false"/>
               <w:spacing w:after="40" w:before="0"/>
               <w:jc w:val="left"/>
             </w:pPr>
@@ -3294,6 +3405,7 @@
           </w:tcPr>
           <w:p>
             <w:pPr>
+              <w:keepNext w:val="false"/>
               <w:spacing w:after="40" w:before="0"/>
               <w:jc w:val="left"/>
             </w:pPr>
@@ -3328,6 +3440,7 @@
           </w:tcPr>
           <w:p>
             <w:pPr>
+              <w:keepNext w:val="false"/>
               <w:spacing w:after="40" w:before="0"/>
               <w:jc w:val="left"/>
             </w:pPr>
@@ -3360,6 +3473,7 @@
           </w:tcPr>
           <w:p>
             <w:pPr>
+              <w:keepNext w:val="false"/>
               <w:spacing w:after="40" w:before="0"/>
               <w:jc w:val="left"/>
             </w:pPr>
@@ -3392,6 +3506,7 @@
           </w:tcPr>
           <w:p>
             <w:pPr>
+              <w:keepNext w:val="false"/>
               <w:spacing w:after="40" w:before="0"/>
               <w:jc w:val="left"/>
             </w:pPr>
@@ -3424,6 +3539,7 @@
           </w:tcPr>
           <w:p>
             <w:pPr>
+              <w:keepNext w:val="false"/>
               <w:spacing w:after="40" w:before="0"/>
               <w:jc w:val="left"/>
             </w:pPr>
@@ -3458,6 +3574,7 @@
           </w:tcPr>
           <w:p>
             <w:pPr>
+              <w:keepNext w:val="false"/>
               <w:spacing w:after="40" w:before="0"/>
               <w:jc w:val="left"/>
             </w:pPr>
@@ -3490,6 +3607,7 @@
           </w:tcPr>
           <w:p>
             <w:pPr>
+              <w:keepNext w:val="false"/>
               <w:spacing w:after="40" w:before="0"/>
               <w:jc w:val="left"/>
             </w:pPr>
@@ -3522,6 +3640,7 @@
           </w:tcPr>
           <w:p>
             <w:pPr>
+              <w:keepNext w:val="false"/>
               <w:spacing w:after="40" w:before="0"/>
               <w:jc w:val="left"/>
             </w:pPr>
@@ -3554,6 +3673,7 @@
           </w:tcPr>
           <w:p>
             <w:pPr>
+              <w:keepNext w:val="false"/>
               <w:spacing w:after="40" w:before="0"/>
               <w:jc w:val="left"/>
             </w:pPr>
@@ -3588,6 +3708,7 @@
           </w:tcPr>
           <w:p>
             <w:pPr>
+              <w:keepNext w:val="false"/>
               <w:spacing w:after="40" w:before="0"/>
               <w:jc w:val="left"/>
             </w:pPr>
@@ -3620,6 +3741,7 @@
           </w:tcPr>
           <w:p>
             <w:pPr>
+              <w:keepNext w:val="false"/>
               <w:spacing w:after="40" w:before="0"/>
               <w:jc w:val="left"/>
             </w:pPr>
@@ -3652,6 +3774,7 @@
           </w:tcPr>
           <w:p>
             <w:pPr>
+              <w:keepNext w:val="false"/>
               <w:spacing w:after="40" w:before="0"/>
               <w:jc w:val="left"/>
             </w:pPr>
@@ -3684,6 +3807,7 @@
           </w:tcPr>
           <w:p>
             <w:pPr>
+              <w:keepNext w:val="false"/>
               <w:spacing w:after="40" w:before="0"/>
               <w:jc w:val="left"/>
             </w:pPr>
@@ -3822,7 +3946,7 @@
         </w:rPr>
         <w:t xml:space="preserve">© 2026 SeaVuria and ARES. This work is licensed under a </w:t>
       </w:r>
-      <w:hyperlink w:history="1" r:id="rIdlpqy0jof0o_ialipivkdw">
+      <w:hyperlink w:history="1" r:id="rId2r-3gqkmvszmnukps2ved">
         <w:r>
           <w:rPr>
             <w:rFonts w:ascii="Arial" w:cs="Arial" w:eastAsia="Arial" w:hAnsi="Arial"/>
@@ -3842,7 +3966,7 @@
         </w:rPr>
         <w:t xml:space="preserve"> (</w:t>
       </w:r>
-      <w:hyperlink w:history="1" r:id="rIdujxt_zkrwav-yrdo63nto">
+      <w:hyperlink w:history="1" r:id="rIdyp2o7kveln55gylxzt4ni">
         <w:r>
           <w:rPr>
             <w:rFonts w:ascii="Arial" w:cs="Arial" w:eastAsia="Arial" w:hAnsi="Arial"/>
@@ -3862,7 +3986,7 @@
         </w:rPr>
         <w:t xml:space="preserve">). To view a copy of this license, visit </w:t>
       </w:r>
-      <w:hyperlink w:history="1" r:id="rIdlcjcj5itutlkwytoz6nim">
+      <w:hyperlink w:history="1" r:id="rId-6dieiwx4esfjhbkvci3i">
         <w:r>
           <w:rPr>
             <w:rFonts w:ascii="Arial" w:cs="Arial" w:eastAsia="Arial" w:hAnsi="Arial"/>

--- a/data/outputs/v2/Essential_Mathematics/SS2.5_Area_of_Part_of_a_Circle/Essential_Mathematics_Area_of_Part_of_a_Circle_FinalExplanation_TeacherKey.docx
+++ b/data/outputs/v2/Essential_Mathematics/SS2.5_Area_of_Part_of_a_Circle/Essential_Mathematics_Area_of_Part_of_a_Circle_FinalExplanation_TeacherKey.docx
@@ -3946,7 +3946,7 @@
         </w:rPr>
         <w:t xml:space="preserve">© 2026 SeaVuria and ARES. This work is licensed under a </w:t>
       </w:r>
-      <w:hyperlink w:history="1" r:id="rId2r-3gqkmvszmnukps2ved">
+      <w:hyperlink w:history="1" r:id="rIddmxqrfghieajzndzxnw_d">
         <w:r>
           <w:rPr>
             <w:rFonts w:ascii="Arial" w:cs="Arial" w:eastAsia="Arial" w:hAnsi="Arial"/>
@@ -3966,7 +3966,7 @@
         </w:rPr>
         <w:t xml:space="preserve"> (</w:t>
       </w:r>
-      <w:hyperlink w:history="1" r:id="rIdyp2o7kveln55gylxzt4ni">
+      <w:hyperlink w:history="1" r:id="rIdfocwnsaxgxjhzcd6xl8dp">
         <w:r>
           <w:rPr>
             <w:rFonts w:ascii="Arial" w:cs="Arial" w:eastAsia="Arial" w:hAnsi="Arial"/>
@@ -3986,7 +3986,7 @@
         </w:rPr>
         <w:t xml:space="preserve">). To view a copy of this license, visit </w:t>
       </w:r>
-      <w:hyperlink w:history="1" r:id="rId-6dieiwx4esfjhbkvci3i">
+      <w:hyperlink w:history="1" r:id="rIdw-2skpy09epuhsvarokfn">
         <w:r>
           <w:rPr>
             <w:rFonts w:ascii="Arial" w:cs="Arial" w:eastAsia="Arial" w:hAnsi="Arial"/>
